--- a/docassemble/divorce/data/templates/Marital_Settlement_Agreement_2024_blueprint_20250813_061525.docx
+++ b/docassemble/divorce/data/templates/Marital_Settlement_Agreement_2024_blueprint_20250813_061525.docx
@@ -557,14 +557,12 @@
       <w:r>
         <w:t xml:space="preserve">{{ </w:t>
       </w:r>
-      <w:proofErr w:type="spellStart"/>
       <w:r>
         <w:rPr>
           <w:shd w:val="clear" w:color="auto" w:fill="FFFF00"/>
         </w:rPr>
         <w:t>petitioner_name</w:t>
       </w:r>
-      <w:proofErr w:type="spellEnd"/>
       <w:r>
         <w:t xml:space="preserve"> }}</w:t>
       </w:r>
@@ -645,14 +643,12 @@
       <w:r>
         <w:t xml:space="preserve">{{ </w:t>
       </w:r>
-      <w:proofErr w:type="spellStart"/>
       <w:r>
         <w:rPr>
           <w:shd w:val="clear" w:color="auto" w:fill="FFFF00"/>
         </w:rPr>
         <w:t>respondent_name</w:t>
       </w:r>
-      <w:proofErr w:type="spellEnd"/>
       <w:r>
         <w:t xml:space="preserve"> }}</w:t>
       </w:r>
@@ -789,7 +785,6 @@
       <w:r>
         <w:t xml:space="preserve">{{ </w:t>
       </w:r>
-      <w:proofErr w:type="spellStart"/>
       <w:r>
         <w:rPr>
           <w:shd w:val="clear" w:color="auto" w:fill="FFFF00"/>
@@ -803,7 +798,6 @@
         </w:rPr>
         <w:t>_name</w:t>
       </w:r>
-      <w:proofErr w:type="spellEnd"/>
       <w:r>
         <w:t xml:space="preserve"> }}</w:t>
       </w:r>
@@ -4188,7 +4182,7 @@
         <w:rPr>
           <w:shd w:val="clear" w:color="auto" w:fill="FFFF00"/>
         </w:rPr>
-        <w:t>motor_vehicle_description</w:t>
+        <w:t>vehicle_description</w:t>
       </w:r>
       <w:proofErr w:type="spellEnd"/>
       <w:r>
@@ -5992,7 +5986,13 @@
         <w:rPr>
           <w:shd w:val="clear" w:color="auto" w:fill="00FFFF"/>
         </w:rPr>
-        <w:t xml:space="preserve"> == ‘Option 2</w:t>
+        <w:t xml:space="preserve"> == ‘Option </w:t>
+      </w:r>
+      <w:r>
+        <w:rPr>
+          <w:shd w:val="clear" w:color="auto" w:fill="00FFFF"/>
+        </w:rPr>
+        <w:t>1</w:t>
       </w:r>
       <w:proofErr w:type="gramStart"/>
       <w:r>
@@ -7143,7 +7143,13 @@
         <w:rPr>
           <w:shd w:val="clear" w:color="auto" w:fill="00FFFF"/>
         </w:rPr>
-        <w:t xml:space="preserve"> == ‘Option 2</w:t>
+        <w:t xml:space="preserve"> == ‘Option </w:t>
+      </w:r>
+      <w:r>
+        <w:rPr>
+          <w:shd w:val="clear" w:color="auto" w:fill="00FFFF"/>
+        </w:rPr>
+        <w:t>2</w:t>
       </w:r>
       <w:proofErr w:type="gramStart"/>
       <w:r>
@@ -9771,14 +9777,12 @@
       <w:r>
         <w:t xml:space="preserve">{{ </w:t>
       </w:r>
-      <w:proofErr w:type="spellStart"/>
       <w:r>
         <w:rPr>
           <w:shd w:val="clear" w:color="auto" w:fill="FFFF00"/>
         </w:rPr>
         <w:t>child_or_children</w:t>
       </w:r>
-      <w:proofErr w:type="spellEnd"/>
       <w:r>
         <w:t xml:space="preserve"> }}</w:t>
       </w:r>
@@ -10018,14 +10022,12 @@
       <w:r>
         <w:t xml:space="preserve">{{ </w:t>
       </w:r>
-      <w:proofErr w:type="spellStart"/>
       <w:r>
         <w:rPr>
           <w:shd w:val="clear" w:color="auto" w:fill="FFFF00"/>
         </w:rPr>
         <w:t>child_or_children</w:t>
       </w:r>
-      <w:proofErr w:type="spellEnd"/>
       <w:r>
         <w:t xml:space="preserve"> }}</w:t>
       </w:r>
@@ -11174,130 +11176,76 @@
       <w:r>
         <w:t xml:space="preserve">  </w:t>
       </w:r>
-      <w:proofErr w:type="gramStart"/>
-      <w:r>
-        <w:t xml:space="preserve">{{ </w:t>
-      </w:r>
-      <w:proofErr w:type="spellStart"/>
-      <w:r>
-        <w:rPr>
-          <w:shd w:val="clear" w:color="auto" w:fill="FFFF00"/>
-        </w:rPr>
-        <w:t>child</w:t>
-      </w:r>
-      <w:proofErr w:type="gramEnd"/>
-      <w:r>
-        <w:rPr>
-          <w:shd w:val="clear" w:color="auto" w:fill="FFFF00"/>
-        </w:rPr>
-        <w:t>_support_</w:t>
-      </w:r>
-      <w:proofErr w:type="gramStart"/>
-      <w:r>
-        <w:rPr>
-          <w:shd w:val="clear" w:color="auto" w:fill="FFFF00"/>
-        </w:rPr>
-        <w:t>payor</w:t>
-      </w:r>
-      <w:proofErr w:type="spellEnd"/>
-      <w:r>
-        <w:t xml:space="preserve"> }</w:t>
-      </w:r>
-      <w:proofErr w:type="gramEnd"/>
-      <w:r>
-        <w:t>}</w:t>
+      <w:r>
+        <w:t xml:space="preserve">{{ </w:t>
+      </w:r>
+      <w:proofErr w:type="spellStart"/>
+      <w:r>
+        <w:rPr>
+          <w:shd w:val="clear" w:color="auto" w:fill="FFFF00"/>
+        </w:rPr>
+        <w:t>child_support_payor</w:t>
+      </w:r>
+      <w:proofErr w:type="spellEnd"/>
+      <w:r>
+        <w:t xml:space="preserve"> }}</w:t>
       </w:r>
       <w:r>
         <w:t xml:space="preserve"> </w:t>
       </w:r>
       <w:r>
-        <w:t xml:space="preserve">is $_____ in arrears of </w:t>
-      </w:r>
-      <w:proofErr w:type="gramStart"/>
-      <w:r>
-        <w:t xml:space="preserve">{{ </w:t>
-      </w:r>
-      <w:proofErr w:type="spellStart"/>
-      <w:r>
-        <w:rPr>
-          <w:shd w:val="clear" w:color="auto" w:fill="FFFF00"/>
-        </w:rPr>
-        <w:t>child</w:t>
-      </w:r>
-      <w:proofErr w:type="gramEnd"/>
-      <w:r>
-        <w:rPr>
-          <w:shd w:val="clear" w:color="auto" w:fill="FFFF00"/>
-        </w:rPr>
-        <w:t>_support_</w:t>
-      </w:r>
-      <w:proofErr w:type="gramStart"/>
-      <w:r>
-        <w:rPr>
-          <w:shd w:val="clear" w:color="auto" w:fill="FFFF00"/>
-        </w:rPr>
-        <w:t>payor</w:t>
+        <w:t>is $</w:t>
+      </w:r>
+      <w:r>
+        <w:t xml:space="preserve">{{ </w:t>
+      </w:r>
+      <w:proofErr w:type="spellStart"/>
+      <w:r>
+        <w:t>support_arrearage_amount</w:t>
       </w:r>
       <w:proofErr w:type="spellEnd"/>
       <w:r>
         <w:t xml:space="preserve"> }}</w:t>
       </w:r>
       <w:r>
-        <w:rPr>
-          <w:spacing w:val="-3"/>
-        </w:rPr>
-        <w:t>’</w:t>
-      </w:r>
-      <w:proofErr w:type="gramEnd"/>
-      <w:r>
-        <w:rPr>
-          <w:spacing w:val="-3"/>
-        </w:rPr>
-        <w:t>s</w:t>
-      </w:r>
-      <w:r>
-        <w:t xml:space="preserve"> previously ordered support </w:t>
-      </w:r>
-      <w:proofErr w:type="gramStart"/>
-      <w:r>
-        <w:t>payments</w:t>
-      </w:r>
-      <w:proofErr w:type="gramEnd"/>
-      <w:r>
-        <w:t xml:space="preserve"> and the parties agree that said arrearage be reduced to judgment at the time of finalization of the dissolution and become immediately due and payable to </w:t>
-      </w:r>
-      <w:proofErr w:type="gramStart"/>
-      <w:r>
-        <w:t xml:space="preserve">{{ </w:t>
-      </w:r>
-      <w:proofErr w:type="spellStart"/>
-      <w:r>
-        <w:rPr>
-          <w:shd w:val="clear" w:color="auto" w:fill="FFFF00"/>
-        </w:rPr>
-        <w:t>child</w:t>
-      </w:r>
-      <w:proofErr w:type="gramEnd"/>
-      <w:r>
-        <w:rPr>
-          <w:shd w:val="clear" w:color="auto" w:fill="FFFF00"/>
-        </w:rPr>
-        <w:t>_support_</w:t>
-      </w:r>
-      <w:proofErr w:type="gramStart"/>
-      <w:r>
-        <w:rPr>
-          <w:shd w:val="clear" w:color="auto" w:fill="FFFF00"/>
-        </w:rPr>
-        <w:t>payee</w:t>
-      </w:r>
-      <w:proofErr w:type="spellEnd"/>
-      <w:r>
-        <w:t xml:space="preserve"> }</w:t>
-      </w:r>
-      <w:proofErr w:type="gramEnd"/>
-      <w:r>
-        <w:t>}</w:t>
+        <w:t xml:space="preserve"> in arrears of </w:t>
+      </w:r>
+      <w:r>
+        <w:t xml:space="preserve">{{ </w:t>
+      </w:r>
+      <w:proofErr w:type="spellStart"/>
+      <w:r>
+        <w:rPr>
+          <w:shd w:val="clear" w:color="auto" w:fill="FFFF00"/>
+        </w:rPr>
+        <w:t>child_support_payor</w:t>
+      </w:r>
+      <w:proofErr w:type="spellEnd"/>
+      <w:r>
+        <w:t xml:space="preserve"> }}</w:t>
+      </w:r>
+      <w:r>
+        <w:rPr>
+          <w:spacing w:val="-3"/>
+        </w:rPr>
+        <w:t>’s</w:t>
+      </w:r>
+      <w:r>
+        <w:t xml:space="preserve"> previously ordered support payments and the parties agree that said arrearage be reduced to judgment at the time of finalization of the dissolution and become immediately due and payable to </w:t>
+      </w:r>
+      <w:r>
+        <w:t xml:space="preserve">{{ </w:t>
+      </w:r>
+      <w:proofErr w:type="spellStart"/>
+      <w:r>
+        <w:rPr>
+          <w:shd w:val="clear" w:color="auto" w:fill="FFFF00"/>
+        </w:rPr>
+        <w:t>child_support_payee</w:t>
+      </w:r>
+      <w:proofErr w:type="spellEnd"/>
+      <w:r>
+        <w:t xml:space="preserve"> }}</w:t>
       </w:r>
       <w:r>
         <w:t xml:space="preserve"> </w:t>
@@ -11308,30 +11256,15 @@
       <w:r>
         <w:t xml:space="preserve"> </w:t>
       </w:r>
-      <w:proofErr w:type="gramStart"/>
-      <w:r>
-        <w:t xml:space="preserve">{{ </w:t>
-      </w:r>
-      <w:proofErr w:type="spellStart"/>
-      <w:r>
-        <w:rPr>
-          <w:shd w:val="clear" w:color="auto" w:fill="FFFF00"/>
-        </w:rPr>
-        <w:t>child</w:t>
-      </w:r>
-      <w:proofErr w:type="gramEnd"/>
-      <w:r>
-        <w:rPr>
-          <w:shd w:val="clear" w:color="auto" w:fill="FFFF00"/>
-        </w:rPr>
-        <w:t>_support_</w:t>
-      </w:r>
-      <w:proofErr w:type="gramStart"/>
-      <w:r>
-        <w:rPr>
-          <w:shd w:val="clear" w:color="auto" w:fill="FFFF00"/>
-        </w:rPr>
-        <w:t>payee</w:t>
+      <w:r>
+        <w:t xml:space="preserve">{{ </w:t>
+      </w:r>
+      <w:proofErr w:type="spellStart"/>
+      <w:r>
+        <w:rPr>
+          <w:shd w:val="clear" w:color="auto" w:fill="FFFF00"/>
+        </w:rPr>
+        <w:t>child_support_payee</w:t>
       </w:r>
       <w:proofErr w:type="spellEnd"/>
       <w:r>
@@ -11341,14 +11274,7 @@
         <w:rPr>
           <w:spacing w:val="-3"/>
         </w:rPr>
-        <w:t>’</w:t>
-      </w:r>
-      <w:proofErr w:type="gramEnd"/>
-      <w:r>
-        <w:rPr>
-          <w:spacing w:val="-3"/>
-        </w:rPr>
-        <w:t xml:space="preserve">s </w:t>
+        <w:t xml:space="preserve">’s </w:t>
       </w:r>
       <w:r>
         <w:t>assigns.</w:t>
@@ -11490,6 +11416,7 @@
         <w:rPr>
           <w:shd w:val="clear" w:color="auto" w:fill="FFFF00"/>
         </w:rPr>
+        <w:lastRenderedPageBreak/>
         <w:t>child_support_payor</w:t>
       </w:r>
       <w:proofErr w:type="spellEnd"/>
@@ -11500,11 +11427,7 @@
         <w:t xml:space="preserve"> </w:t>
       </w:r>
       <w:r>
-        <w:t xml:space="preserve">’s arrearage shall be determined by the records maintained by the Clerk </w:t>
-      </w:r>
-      <w:r>
-        <w:lastRenderedPageBreak/>
-        <w:t xml:space="preserve">of the Court and said arrearage amount shall be reduced to judgment and become immediately due and payable to </w:t>
+        <w:t xml:space="preserve">’s arrearage shall be determined by the records maintained by the Clerk of the Court and said arrearage amount shall be reduced to judgment and become immediately due and payable to </w:t>
       </w:r>
       <w:r>
         <w:t xml:space="preserve">{{ </w:t>
@@ -11983,13 +11906,7 @@
         <w:t>13. Income Withholding.</w:t>
       </w:r>
       <w:r>
-        <w:t xml:space="preserve">  An income withholding order for the withholding of child support</w:t>
-      </w:r>
-      <w:r>
-        <w:t xml:space="preserve"> </w:t>
-      </w:r>
-      <w:r>
-        <w:t>obligations will be entered as a separate order herein.</w:t>
+        <w:t xml:space="preserve">  An income withholding order for the withholding of child support obligations will be entered as a separate order herein.</w:t>
       </w:r>
     </w:p>
     <w:p>
@@ -12015,6 +11932,7 @@
         <w:ind w:hanging="720"/>
       </w:pPr>
       <w:r>
+        <w:lastRenderedPageBreak/>
         <w:t xml:space="preserve">{% endif </w:t>
       </w:r>
       <w:proofErr w:type="gramStart"/>
@@ -12053,7 +11971,6 @@
         <w:ind w:hanging="720"/>
       </w:pPr>
       <w:r>
-        <w:lastRenderedPageBreak/>
         <w:t xml:space="preserve">{% endif %} {% if 1 == </w:t>
       </w:r>
       <w:proofErr w:type="gramStart"/>
@@ -12323,8 +12240,8 @@
         </w:rPr>
         <w:t xml:space="preserve">  This agreement shall be interpreted in accordance with the laws of </w:t>
       </w:r>
-      <w:smartTag w:uri="urn:schemas-microsoft-com:office:smarttags" w:element="State">
-        <w:smartTag w:uri="urn:schemas-microsoft-com:office:smarttags" w:element="place">
+      <w:smartTag w:uri="urn:schemas-microsoft-com:office:smarttags" w:element="place">
+        <w:smartTag w:uri="urn:schemas-microsoft-com:office:smarttags" w:element="State">
           <w:r>
             <w:rPr>
               <w:spacing w:val="-3"/>
@@ -12337,7 +12254,14 @@
         <w:rPr>
           <w:spacing w:val="-3"/>
         </w:rPr>
-        <w:t>.  The Parties acknowledge that each has participated substantially in the formulation and drafting of this agreement. In the event of an ambiguity affecting the interpretation of this agreement, neither party shall be held responsible as “drafter” of the agreement and the legal principal which calls for construing ambiguities against the party responsible for drafting therefore shall not apply.</w:t>
+        <w:t xml:space="preserve">.  The Parties acknowledge that each has participated substantially in the formulation and drafting of this agreement. In the event of an ambiguity affecting the interpretation of this agreement, neither party shall be held responsible as “drafter” of the agreement and the legal principal which calls for construing ambiguities against the party responsible for drafting therefore </w:t>
+      </w:r>
+      <w:r>
+        <w:rPr>
+          <w:spacing w:val="-3"/>
+        </w:rPr>
+        <w:lastRenderedPageBreak/>
+        <w:t>shall not apply.</w:t>
       </w:r>
     </w:p>
     <w:p>
@@ -12356,7 +12280,6 @@
         <w:rPr>
           <w:spacing w:val="-3"/>
         </w:rPr>
-        <w:lastRenderedPageBreak/>
         <w:tab/>
       </w:r>
       <w:r>
@@ -13404,6 +13327,7 @@
       </w:pPr>
       <w:proofErr w:type="gramStart"/>
       <w:r>
+        <w:lastRenderedPageBreak/>
         <w:t xml:space="preserve">{{ </w:t>
       </w:r>
       <w:proofErr w:type="spellStart"/>
@@ -13544,7 +13468,6 @@
       </w:pPr>
       <w:proofErr w:type="gramStart"/>
       <w:r>
-        <w:lastRenderedPageBreak/>
         <w:t xml:space="preserve">{{ </w:t>
       </w:r>
       <w:proofErr w:type="spellStart"/>
@@ -15600,6 +15523,30 @@
 </file>
 
 <file path=customXml/item1.xml><?xml version="1.0" encoding="utf-8"?>
+<p:properties xmlns:p="http://schemas.microsoft.com/office/2006/metadata/properties" xmlns:xsi="http://www.w3.org/2001/XMLSchema-instance" xmlns:pc="http://schemas.microsoft.com/office/infopath/2007/PartnerControls">
+  <documentManagement>
+    <SharedWithUsers xmlns="f1ca1a25-39bb-48c0-948e-87ee508cb78e">
+      <UserInfo>
+        <DisplayName>Mary Butiste-Jones</DisplayName>
+        <AccountId>23</AccountId>
+        <AccountType/>
+      </UserInfo>
+      <UserInfo>
+        <DisplayName>Melissa Cochran</DisplayName>
+        <AccountId>3</AccountId>
+        <AccountType/>
+      </UserInfo>
+    </SharedWithUsers>
+    <_activity xmlns="02a17590-ae8b-4037-b51f-4f7394dcd433" xsi:nil="true"/>
+  </documentManagement>
+</p:properties>
+</file>
+
+<file path=customXml/item2.xml><?xml version="1.0" encoding="utf-8"?>
+<b:Sources xmlns:b="http://schemas.openxmlformats.org/officeDocument/2006/bibliography" xmlns="http://schemas.openxmlformats.org/officeDocument/2006/bibliography" SelectedStyle="\APA.XSL" StyleName="APA Fifth Edition"/>
+</file>
+
+<file path=customXml/item3.xml><?xml version="1.0" encoding="utf-8"?>
 <ct:contentTypeSchema xmlns:ct="http://schemas.microsoft.com/office/2006/metadata/contentType" xmlns:ma="http://schemas.microsoft.com/office/2006/metadata/properties/metaAttributes" ct:_="" ma:_="" ma:contentTypeName="Document" ma:contentTypeID="0x01010073C1065C091BA142B1F074F76FDBD486" ma:contentTypeVersion="18" ma:contentTypeDescription="Create a new document." ma:contentTypeScope="" ma:versionID="4f04d7a2acf716c516a4e17b8346a8fc">
   <xsd:schema xmlns:xsd="http://www.w3.org/2001/XMLSchema" xmlns:xs="http://www.w3.org/2001/XMLSchema" xmlns:p="http://schemas.microsoft.com/office/2006/metadata/properties" xmlns:ns3="02a17590-ae8b-4037-b51f-4f7394dcd433" xmlns:ns4="f1ca1a25-39bb-48c0-948e-87ee508cb78e" targetNamespace="http://schemas.microsoft.com/office/2006/metadata/properties" ma:root="true" ma:fieldsID="7d0e4da9df7448f05f8e6ecd99ba5ee2" ns3:_="" ns4:_="">
     <xsd:import namespace="02a17590-ae8b-4037-b51f-4f7394dcd433"/>
@@ -15852,30 +15799,6 @@
 </ct:contentTypeSchema>
 </file>
 
-<file path=customXml/item2.xml><?xml version="1.0" encoding="utf-8"?>
-<b:Sources xmlns:b="http://schemas.openxmlformats.org/officeDocument/2006/bibliography" xmlns="http://schemas.openxmlformats.org/officeDocument/2006/bibliography" SelectedStyle="\APA.XSL" StyleName="APA Fifth Edition"/>
-</file>
-
-<file path=customXml/item3.xml><?xml version="1.0" encoding="utf-8"?>
-<p:properties xmlns:p="http://schemas.microsoft.com/office/2006/metadata/properties" xmlns:xsi="http://www.w3.org/2001/XMLSchema-instance" xmlns:pc="http://schemas.microsoft.com/office/infopath/2007/PartnerControls">
-  <documentManagement>
-    <SharedWithUsers xmlns="f1ca1a25-39bb-48c0-948e-87ee508cb78e">
-      <UserInfo>
-        <DisplayName>Mary Butiste-Jones</DisplayName>
-        <AccountId>23</AccountId>
-        <AccountType/>
-      </UserInfo>
-      <UserInfo>
-        <DisplayName>Melissa Cochran</DisplayName>
-        <AccountId>3</AccountId>
-        <AccountType/>
-      </UserInfo>
-    </SharedWithUsers>
-    <_activity xmlns="02a17590-ae8b-4037-b51f-4f7394dcd433" xsi:nil="true"/>
-  </documentManagement>
-</p:properties>
-</file>
-
 <file path=customXml/item4.xml><?xml version="1.0" encoding="utf-8"?>
 <?mso-contentType ?>
 <FormTemplates xmlns="http://schemas.microsoft.com/sharepoint/v3/contenttype/forms">
@@ -15886,6 +15809,31 @@
 </file>
 
 <file path=customXml/itemProps1.xml><?xml version="1.0" encoding="utf-8"?>
+<ds:datastoreItem xmlns:ds="http://schemas.openxmlformats.org/officeDocument/2006/customXml" ds:itemID="{2FAE18E9-1BFC-45CB-9674-87DD79485767}">
+  <ds:schemaRefs>
+    <ds:schemaRef ds:uri="http://schemas.microsoft.com/office/infopath/2007/PartnerControls"/>
+    <ds:schemaRef ds:uri="http://schemas.microsoft.com/office/2006/documentManagement/types"/>
+    <ds:schemaRef ds:uri="http://schemas.openxmlformats.org/package/2006/metadata/core-properties"/>
+    <ds:schemaRef ds:uri="http://schemas.microsoft.com/office/2006/metadata/properties"/>
+    <ds:schemaRef ds:uri="http://purl.org/dc/terms/"/>
+    <ds:schemaRef ds:uri="f1ca1a25-39bb-48c0-948e-87ee508cb78e"/>
+    <ds:schemaRef ds:uri="02a17590-ae8b-4037-b51f-4f7394dcd433"/>
+    <ds:schemaRef ds:uri="http://www.w3.org/XML/1998/namespace"/>
+    <ds:schemaRef ds:uri="http://purl.org/dc/dcmitype/"/>
+    <ds:schemaRef ds:uri="http://purl.org/dc/elements/1.1/"/>
+  </ds:schemaRefs>
+</ds:datastoreItem>
+</file>
+
+<file path=customXml/itemProps2.xml><?xml version="1.0" encoding="utf-8"?>
+<ds:datastoreItem xmlns:ds="http://schemas.openxmlformats.org/officeDocument/2006/customXml" ds:itemID="{8C235AF5-3334-4811-80FF-42DE979EB5BE}">
+  <ds:schemaRefs>
+    <ds:schemaRef ds:uri="http://schemas.openxmlformats.org/officeDocument/2006/bibliography"/>
+  </ds:schemaRefs>
+</ds:datastoreItem>
+</file>
+
+<file path=customXml/itemProps3.xml><?xml version="1.0" encoding="utf-8"?>
 <ds:datastoreItem xmlns:ds="http://schemas.openxmlformats.org/officeDocument/2006/customXml" ds:itemID="{F2A4FFB6-0F06-4D4B-B337-E2EAE3E60750}">
   <ds:schemaRefs>
     <ds:schemaRef ds:uri="http://schemas.microsoft.com/office/2006/metadata/contentType"/>
@@ -15904,31 +15852,6 @@
 </ds:datastoreItem>
 </file>
 
-<file path=customXml/itemProps2.xml><?xml version="1.0" encoding="utf-8"?>
-<ds:datastoreItem xmlns:ds="http://schemas.openxmlformats.org/officeDocument/2006/customXml" ds:itemID="{8C235AF5-3334-4811-80FF-42DE979EB5BE}">
-  <ds:schemaRefs>
-    <ds:schemaRef ds:uri="http://schemas.openxmlformats.org/officeDocument/2006/bibliography"/>
-  </ds:schemaRefs>
-</ds:datastoreItem>
-</file>
-
-<file path=customXml/itemProps3.xml><?xml version="1.0" encoding="utf-8"?>
-<ds:datastoreItem xmlns:ds="http://schemas.openxmlformats.org/officeDocument/2006/customXml" ds:itemID="{2FAE18E9-1BFC-45CB-9674-87DD79485767}">
-  <ds:schemaRefs>
-    <ds:schemaRef ds:uri="http://schemas.microsoft.com/office/infopath/2007/PartnerControls"/>
-    <ds:schemaRef ds:uri="http://schemas.microsoft.com/office/2006/documentManagement/types"/>
-    <ds:schemaRef ds:uri="http://schemas.openxmlformats.org/package/2006/metadata/core-properties"/>
-    <ds:schemaRef ds:uri="http://schemas.microsoft.com/office/2006/metadata/properties"/>
-    <ds:schemaRef ds:uri="http://purl.org/dc/terms/"/>
-    <ds:schemaRef ds:uri="f1ca1a25-39bb-48c0-948e-87ee508cb78e"/>
-    <ds:schemaRef ds:uri="02a17590-ae8b-4037-b51f-4f7394dcd433"/>
-    <ds:schemaRef ds:uri="http://www.w3.org/XML/1998/namespace"/>
-    <ds:schemaRef ds:uri="http://purl.org/dc/dcmitype/"/>
-    <ds:schemaRef ds:uri="http://purl.org/dc/elements/1.1/"/>
-  </ds:schemaRefs>
-</ds:datastoreItem>
-</file>
-
 <file path=customXml/itemProps4.xml><?xml version="1.0" encoding="utf-8"?>
 <ds:datastoreItem xmlns:ds="http://schemas.openxmlformats.org/officeDocument/2006/customXml" ds:itemID="{2F6F5DD9-0022-4C08-919F-52D47128BC67}">
   <ds:schemaRefs>
